--- a/informe_reconocimiento_facial.docx
+++ b/informe_reconocimiento_facial.docx
@@ -43,6 +43,7 @@
       </w:r>
       <w:proofErr w:type="spellEnd"/>
     </w:p>
+    <w:p/>
     <w:p>
       <w:pPr>
         <w:pStyle w:val="Partes"/>
@@ -123,51 +124,35 @@
     </w:p>
     <w:p>
       <w:pPr>
-        <w:jc w:val="left"/>
-      </w:pPr>
-      <w:r>
-        <w:pict w14:anchorId="7E48CD6E">
-          <v:rect id="_x0000_i1061" style="width:0;height:1.5pt" o:hralign="center" o:hrstd="t" o:hr="t" fillcolor="#a0a0a0" stroked="f"/>
-        </w:pict>
+        <w:pStyle w:val="Partes"/>
+      </w:pPr>
+      <w:r>
+        <w:t>2.</w:t>
+      </w:r>
+      <w:r>
+        <w:t>Configuración del Entorno Servidor</w:t>
       </w:r>
     </w:p>
     <w:p>
       <w:pPr>
-        <w:jc w:val="left"/>
-      </w:pPr>
+        <w:pStyle w:val="Ttulo2"/>
+      </w:pPr>
+      <w:r>
+        <w:t>Ajustes de PHP (php.ini)</w:t>
+      </w:r>
     </w:p>
     <w:p>
       <w:pPr>
-        <w:pStyle w:val="Partes"/>
-      </w:pPr>
-      <w:r>
-        <w:t>2.</w:t>
-      </w:r>
-      <w:r>
-        <w:t>Configuración del Entorno Servidor</w:t>
+        <w:jc w:val="left"/>
+      </w:pPr>
+      <w:r>
+        <w:t>PHP bloquea por defecto la subida de archivos de más de 2 MB. Para que las fotos de la webcam puedan subirse correctamente, hemos modificado el archivo php.ini con los siguientes valores:</w:t>
       </w:r>
     </w:p>
     <w:p>
       <w:pPr>
-        <w:pStyle w:val="Ttulo2"/>
-      </w:pPr>
-      <w:r>
-        <w:t>Ajustes de PHP (php.ini)</w:t>
-      </w:r>
-    </w:p>
-    <w:p>
-      <w:pPr>
         <w:jc w:val="left"/>
       </w:pPr>
-      <w:r>
-        <w:t xml:space="preserve">Para permitir el envío de imágenes de alta resolución desde la webcam, se modificaron los límites de subida </w:t>
-      </w:r>
-      <w:r>
-        <w:t>en el archivo php.ini</w:t>
-      </w:r>
-      <w:r>
-        <w:t>.</w:t>
-      </w:r>
     </w:p>
     <w:p>
       <w:pPr>
@@ -182,33 +167,6 @@
           <w:b/>
           <w:bCs/>
         </w:rPr>
-        <w:t>Ruta del archivo:</w:t>
-      </w:r>
-      <w:r>
-        <w:t xml:space="preserve"> [Inserta aquí la ruta que te dio php --</w:t>
-      </w:r>
-      <w:proofErr w:type="spellStart"/>
-      <w:r>
-        <w:t>ini</w:t>
-      </w:r>
-      <w:proofErr w:type="spellEnd"/>
-      <w:r>
-        <w:t>]</w:t>
-      </w:r>
-    </w:p>
-    <w:p>
-      <w:pPr>
-        <w:numPr>
-          <w:ilvl w:val="0"/>
-          <w:numId w:val="13"/>
-        </w:numPr>
-        <w:jc w:val="left"/>
-      </w:pPr>
-      <w:r>
-        <w:rPr>
-          <w:b/>
-          <w:bCs/>
-        </w:rPr>
         <w:t>Cambios realizados:</w:t>
       </w:r>
     </w:p>
@@ -231,6 +189,11 @@
     </w:p>
     <w:p>
       <w:pPr>
+        <w:jc w:val="left"/>
+      </w:pPr>
+    </w:p>
+    <w:p>
+      <w:pPr>
         <w:jc w:val="center"/>
       </w:pPr>
       <w:r>
@@ -238,9 +201,9 @@
           <w:noProof/>
         </w:rPr>
         <w:drawing>
-          <wp:inline distT="0" distB="0" distL="0" distR="0" wp14:anchorId="166F3C51" wp14:editId="4469B050">
-            <wp:extent cx="3581400" cy="942975"/>
-            <wp:effectExtent l="0" t="0" r="0" b="9525"/>
+          <wp:inline distT="0" distB="0" distL="0" distR="0" wp14:anchorId="166F3C51" wp14:editId="07267977">
+            <wp:extent cx="4449618" cy="1171575"/>
+            <wp:effectExtent l="0" t="0" r="8255" b="0"/>
             <wp:docPr id="1726380357" name="Imagen 1"/>
             <wp:cNvGraphicFramePr>
               <a:graphicFrameLocks xmlns:a="http://schemas.openxmlformats.org/drawingml/2006/main" noChangeAspect="1"/>
@@ -270,7 +233,7 @@
                   <pic:spPr bwMode="auto">
                     <a:xfrm>
                       <a:off x="0" y="0"/>
-                      <a:ext cx="3581400" cy="942975"/>
+                      <a:ext cx="4457898" cy="1173755"/>
                     </a:xfrm>
                     <a:prstGeom prst="rect">
                       <a:avLst/>
@@ -289,6 +252,11 @@
     </w:p>
     <w:p>
       <w:pPr>
+        <w:jc w:val="center"/>
+      </w:pPr>
+    </w:p>
+    <w:p>
+      <w:pPr>
         <w:numPr>
           <w:ilvl w:val="1"/>
           <w:numId w:val="13"/>
@@ -306,6 +274,11 @@
     </w:p>
     <w:p>
       <w:pPr>
+        <w:jc w:val="left"/>
+      </w:pPr>
+    </w:p>
+    <w:p>
+      <w:pPr>
         <w:jc w:val="center"/>
       </w:pPr>
       <w:r>
@@ -313,8 +286,8 @@
           <w:noProof/>
         </w:rPr>
         <w:drawing>
-          <wp:inline distT="0" distB="0" distL="0" distR="0" wp14:anchorId="1D24744B" wp14:editId="1A8E352B">
-            <wp:extent cx="5400040" cy="1126490"/>
+          <wp:inline distT="0" distB="0" distL="0" distR="0" wp14:anchorId="1D24744B" wp14:editId="08086C7D">
+            <wp:extent cx="5661823" cy="1181100"/>
             <wp:effectExtent l="0" t="0" r="0" b="0"/>
             <wp:docPr id="553467112" name="Imagen 2"/>
             <wp:cNvGraphicFramePr>
@@ -345,7 +318,7 @@
                   <pic:spPr bwMode="auto">
                     <a:xfrm>
                       <a:off x="0" y="0"/>
-                      <a:ext cx="5400040" cy="1126490"/>
+                      <a:ext cx="5663450" cy="1181439"/>
                     </a:xfrm>
                     <a:prstGeom prst="rect">
                       <a:avLst/>
@@ -366,47 +339,9 @@
       <w:pPr>
         <w:jc w:val="left"/>
       </w:pPr>
-      <w:r>
-        <w:rPr>
-          <w:b/>
-          <w:bCs/>
-        </w:rPr>
-        <w:t>Nota:</w:t>
-      </w:r>
-      <w:r>
-        <w:t xml:space="preserve"> Se reinició el servicio mediante php </w:t>
-      </w:r>
-      <w:proofErr w:type="spellStart"/>
-      <w:r>
-        <w:t>artisan</w:t>
-      </w:r>
-      <w:proofErr w:type="spellEnd"/>
-      <w:r>
-        <w:t xml:space="preserve"> serve para aplicar la nueva configuración.</w:t>
-      </w:r>
     </w:p>
     <w:p>
       <w:pPr>
-        <w:jc w:val="left"/>
-      </w:pPr>
-      <w:r>
-        <w:pict w14:anchorId="49FDFED4">
-          <v:rect id="_x0000_i1062" style="width:0;height:1.5pt" o:hralign="center" o:hrstd="t" o:hr="t" fillcolor="#a0a0a0" stroked="f"/>
-        </w:pict>
-      </w:r>
-    </w:p>
-    <w:p>
-      <w:pPr>
-        <w:jc w:val="left"/>
-      </w:pPr>
-    </w:p>
-    <w:p>
-      <w:pPr>
-        <w:jc w:val="left"/>
-      </w:pPr>
-    </w:p>
-    <w:p>
-      <w:pPr>
         <w:pStyle w:val="Partes"/>
       </w:pPr>
       <w:r>
@@ -415,11 +350,6 @@
       <w:r>
         <w:t>Infraestructura y Despliegue (Docker)</w:t>
       </w:r>
-    </w:p>
-    <w:p>
-      <w:pPr>
-        <w:jc w:val="left"/>
-      </w:pPr>
     </w:p>
     <w:p>
       <w:pPr>
@@ -497,13 +427,10 @@
         <w:jc w:val="center"/>
       </w:pPr>
       <w:r>
-        <w:rPr>
-          <w:noProof/>
-        </w:rPr>
         <w:drawing>
-          <wp:inline distT="0" distB="0" distL="0" distR="0" wp14:anchorId="429C066C" wp14:editId="09E591FA">
-            <wp:extent cx="3667601" cy="4314825"/>
-            <wp:effectExtent l="0" t="0" r="9525" b="0"/>
+          <wp:inline distT="0" distB="0" distL="0" distR="0" wp14:anchorId="429C066C" wp14:editId="5C435C0C">
+            <wp:extent cx="4040028" cy="4752975"/>
+            <wp:effectExtent l="0" t="0" r="0" b="0"/>
             <wp:docPr id="708027092" name="Imagen 3"/>
             <wp:cNvGraphicFramePr>
               <a:graphicFrameLocks xmlns:a="http://schemas.openxmlformats.org/drawingml/2006/main" noChangeAspect="1"/>
@@ -533,7 +460,7 @@
                   <pic:spPr bwMode="auto">
                     <a:xfrm>
                       <a:off x="0" y="0"/>
-                      <a:ext cx="3671286" cy="4319161"/>
+                      <a:ext cx="4044383" cy="4758099"/>
                     </a:xfrm>
                     <a:prstGeom prst="rect">
                       <a:avLst/>
@@ -559,11 +486,6 @@
       <w:pPr>
         <w:jc w:val="left"/>
       </w:pPr>
-      <w:r>
-        <w:pict w14:anchorId="3025ED3F">
-          <v:rect id="_x0000_i1063" style="width:0;height:1.5pt" o:hralign="center" o:hrstd="t" o:hr="t" fillcolor="#a0a0a0" stroked="f"/>
-        </w:pict>
-      </w:r>
     </w:p>
     <w:p>
       <w:pPr>
@@ -598,31 +520,15 @@
         <w:jc w:val="left"/>
       </w:pPr>
       <w:r>
-        <w:t xml:space="preserve">Lógica del microservicio en Python usando </w:t>
+        <w:t xml:space="preserve">El archivo main.py recibe las imágenes, las guarda temporalmente y llama a </w:t>
       </w:r>
       <w:proofErr w:type="spellStart"/>
       <w:r>
-        <w:t>FastAPI</w:t>
+        <w:t>DeepFace</w:t>
       </w:r>
       <w:proofErr w:type="spellEnd"/>
       <w:r>
-        <w:t xml:space="preserve">. Se utiliza la librería </w:t>
-      </w:r>
-      <w:proofErr w:type="spellStart"/>
-      <w:r>
-        <w:t>DeepFace</w:t>
-      </w:r>
-      <w:proofErr w:type="spellEnd"/>
-      <w:r>
-        <w:t xml:space="preserve"> </w:t>
-      </w:r>
-    </w:p>
-    <w:p>
-      <w:pPr>
-        <w:jc w:val="left"/>
-      </w:pPr>
-      <w:r>
-        <w:t>ajustando el parámetro de detección para evitar errores 500 por mala iluminación.</w:t>
+        <w:t xml:space="preserve"> para verificar si las dos caras pertenecen a la misma persona.</w:t>
       </w:r>
     </w:p>
     <w:p>
@@ -643,9 +549,9 @@
           <w:noProof/>
         </w:rPr>
         <w:drawing>
-          <wp:inline distT="0" distB="0" distL="0" distR="0" wp14:anchorId="2E1C6C04" wp14:editId="7A8C4D54">
-            <wp:extent cx="4094458" cy="4567555"/>
-            <wp:effectExtent l="0" t="0" r="1905" b="4445"/>
+          <wp:inline distT="0" distB="0" distL="0" distR="0" wp14:anchorId="2E1C6C04" wp14:editId="3D48DEC7">
+            <wp:extent cx="4969363" cy="5543550"/>
+            <wp:effectExtent l="0" t="0" r="3175" b="0"/>
             <wp:docPr id="1497991724" name="Imagen 4"/>
             <wp:cNvGraphicFramePr>
               <a:graphicFrameLocks xmlns:a="http://schemas.openxmlformats.org/drawingml/2006/main" noChangeAspect="1"/>
@@ -675,7 +581,7 @@
                   <pic:spPr bwMode="auto">
                     <a:xfrm>
                       <a:off x="0" y="0"/>
-                      <a:ext cx="4101424" cy="4575326"/>
+                      <a:ext cx="4986796" cy="5562997"/>
                     </a:xfrm>
                     <a:prstGeom prst="rect">
                       <a:avLst/>
@@ -705,11 +611,6 @@
       <w:pPr>
         <w:jc w:val="left"/>
       </w:pPr>
-      <w:r>
-        <w:pict w14:anchorId="62BE3F93">
-          <v:rect id="_x0000_i1065" style="width:0;height:1.5pt" o:hralign="center" o:hrstd="t" o:hr="t" fillcolor="#a0a0a0" stroked="f"/>
-        </w:pict>
-      </w:r>
     </w:p>
     <w:p>
       <w:pPr>
@@ -728,60 +629,63 @@
     </w:p>
     <w:p>
       <w:pPr>
-        <w:jc w:val="left"/>
-      </w:pPr>
+        <w:pStyle w:val="Partes"/>
+      </w:pPr>
+      <w:r>
+        <w:t>5</w:t>
+      </w:r>
+      <w:r>
+        <w:t xml:space="preserve">. </w:t>
+      </w:r>
+      <w:proofErr w:type="spellStart"/>
+      <w:r>
+        <w:t>Frontend</w:t>
+      </w:r>
+      <w:proofErr w:type="spellEnd"/>
+      <w:r>
+        <w:t xml:space="preserve"> y Captura </w:t>
+      </w:r>
+      <w:proofErr w:type="spellStart"/>
+      <w:r>
+        <w:t>WebRTC</w:t>
+      </w:r>
+      <w:proofErr w:type="spellEnd"/>
     </w:p>
     <w:p>
-      <w:pPr>
-        <w:jc w:val="left"/>
-      </w:pPr>
-    </w:p>
-    <w:p>
-      <w:pPr>
-        <w:pStyle w:val="Partes"/>
-      </w:pPr>
-      <w:r>
-        <w:lastRenderedPageBreak/>
-        <w:t xml:space="preserve">6. </w:t>
+      <w:r>
+        <w:t xml:space="preserve">Integración de </w:t>
       </w:r>
       <w:proofErr w:type="spellStart"/>
       <w:r>
-        <w:t>Frontend</w:t>
+        <w:t>WebRTC</w:t>
       </w:r>
       <w:proofErr w:type="spellEnd"/>
       <w:r>
-        <w:t xml:space="preserve"> y Captura </w:t>
-      </w:r>
-      <w:proofErr w:type="spellStart"/>
-      <w:r>
-        <w:t>WebRTC</w:t>
-      </w:r>
-      <w:proofErr w:type="spellEnd"/>
+        <w:t xml:space="preserve"> mediante JavaScript. Se captura el flujo de vídeo, se congela un</w:t>
+      </w:r>
+      <w:r>
+        <w:t xml:space="preserve"> </w:t>
+      </w:r>
+      <w:r>
+        <w:t>fotograma usando un elemento y se inyecta como blob</w:t>
+      </w:r>
+      <w:r>
+        <w:t>.</w:t>
+      </w:r>
     </w:p>
     <w:p/>
     <w:p>
-      <w:r>
-        <w:t xml:space="preserve">Integración de </w:t>
-      </w:r>
-      <w:proofErr w:type="spellStart"/>
-      <w:r>
-        <w:t>WebRTC</w:t>
-      </w:r>
-      <w:proofErr w:type="spellEnd"/>
-      <w:r>
-        <w:t xml:space="preserve"> mediante JavaScript. Se captura el flujo de vídeo, se congela un fotograma usando un elemento y se inyecta como blob</w:t>
-      </w:r>
-    </w:p>
-    <w:p/>
-    <w:p>
+      <w:pPr>
+        <w:jc w:val="center"/>
+      </w:pPr>
       <w:r>
         <w:rPr>
           <w:noProof/>
         </w:rPr>
         <w:drawing>
-          <wp:inline distT="0" distB="0" distL="0" distR="0" wp14:anchorId="090B9B0D" wp14:editId="62841F0E">
-            <wp:extent cx="5511800" cy="3821798"/>
-            <wp:effectExtent l="0" t="0" r="0" b="7620"/>
+          <wp:inline distT="0" distB="0" distL="0" distR="0" wp14:anchorId="090B9B0D" wp14:editId="59AE0EF4">
+            <wp:extent cx="5096412" cy="3533775"/>
+            <wp:effectExtent l="0" t="0" r="9525" b="0"/>
             <wp:docPr id="1591991622" name="Imagen 5"/>
             <wp:cNvGraphicFramePr>
               <a:graphicFrameLocks xmlns:a="http://schemas.openxmlformats.org/drawingml/2006/main" noChangeAspect="1"/>
@@ -811,7 +715,7 @@
                   <pic:spPr bwMode="auto">
                     <a:xfrm>
                       <a:off x="0" y="0"/>
-                      <a:ext cx="5516202" cy="3824850"/>
+                      <a:ext cx="5123570" cy="3552606"/>
                     </a:xfrm>
                     <a:prstGeom prst="rect">
                       <a:avLst/>
@@ -828,70 +732,54 @@
         </w:drawing>
       </w:r>
     </w:p>
+    <w:p>
+      <w:pPr>
+        <w:jc w:val="center"/>
+      </w:pPr>
+    </w:p>
+    <w:p>
+      <w:pPr>
+        <w:jc w:val="left"/>
+      </w:pPr>
+    </w:p>
+    <w:p>
+      <w:pPr>
+        <w:pStyle w:val="Partes"/>
+      </w:pPr>
+      <w:r>
+        <w:t>6</w:t>
+      </w:r>
+      <w:r>
+        <w:t>. Pruebas y Resultados</w:t>
+      </w:r>
+    </w:p>
     <w:p/>
     <w:p>
-      <w:pPr>
-        <w:jc w:val="left"/>
-      </w:pPr>
-      <w:r>
-        <w:pict w14:anchorId="3799E297">
-          <v:rect id="_x0000_i1066" style="width:0;height:1.5pt" o:hralign="center" o:hrstd="t" o:hr="t" fillcolor="#a0a0a0" stroked="f"/>
-        </w:pict>
+      <w:r>
+        <w:t>Terminal mostrando los contenedores de Docker</w:t>
+      </w:r>
+      <w:r>
+        <w:t xml:space="preserve"> (la base de datos e inteligencia artificial)</w:t>
+      </w:r>
+      <w:r>
+        <w:t xml:space="preserve"> corriendo</w:t>
+      </w:r>
+      <w:r>
+        <w:t xml:space="preserve"> mediante el comando: </w:t>
+      </w:r>
+      <w:r>
+        <w:rPr>
+          <w:i/>
+          <w:iCs/>
+          <w:u w:val="single"/>
+        </w:rPr>
+        <w:t>docker ps</w:t>
+      </w:r>
+      <w:r>
+        <w:t>:</w:t>
       </w:r>
     </w:p>
-    <w:p>
-      <w:pPr>
-        <w:jc w:val="left"/>
-      </w:pPr>
-    </w:p>
-    <w:p>
-      <w:pPr>
-        <w:pStyle w:val="Partes"/>
-      </w:pPr>
-      <w:r>
-        <w:t>7. Pruebas y Resultados</w:t>
-      </w:r>
-    </w:p>
-    <w:p>
-      <w:pPr>
-        <w:pStyle w:val="Ttulo2"/>
-        <w:numPr>
-          <w:ilvl w:val="0"/>
-          <w:numId w:val="0"/>
-        </w:numPr>
-        <w:ind w:left="170"/>
-      </w:pPr>
-      <w:r>
-        <w:t>7.1. Capturas de Pantalla (Evidencias)</w:t>
-      </w:r>
-    </w:p>
-    <w:p>
-      <w:pPr>
-        <w:jc w:val="left"/>
-      </w:pPr>
-      <w:r>
-        <w:t>Terminal mostrando los contenedores de Docker corriendo (</w:t>
-      </w:r>
-      <w:proofErr w:type="spellStart"/>
-      <w:r>
-        <w:t>docker</w:t>
-      </w:r>
-      <w:proofErr w:type="spellEnd"/>
-      <w:r>
-        <w:t xml:space="preserve"> </w:t>
-      </w:r>
-      <w:proofErr w:type="spellStart"/>
-      <w:r>
-        <w:t>ps</w:t>
-      </w:r>
-      <w:proofErr w:type="spellEnd"/>
-      <w:r>
-        <w:t>)</w:t>
-      </w:r>
-      <w:r>
-        <w:t>:</w:t>
-      </w:r>
-    </w:p>
+    <w:p/>
     <w:p>
       <w:pPr>
         <w:jc w:val="left"/>
@@ -952,6 +840,26 @@
     </w:p>
     <w:p>
       <w:pPr>
+        <w:jc w:val="left"/>
+      </w:pPr>
+    </w:p>
+    <w:p>
+      <w:pPr>
+        <w:jc w:val="left"/>
+      </w:pPr>
+    </w:p>
+    <w:p>
+      <w:pPr>
+        <w:jc w:val="left"/>
+      </w:pPr>
+    </w:p>
+    <w:p>
+      <w:pPr>
+        <w:jc w:val="left"/>
+      </w:pPr>
+    </w:p>
+    <w:p>
+      <w:pPr>
         <w:numPr>
           <w:ilvl w:val="0"/>
           <w:numId w:val="17"/>
@@ -963,10 +871,73 @@
           <w:b/>
           <w:bCs/>
         </w:rPr>
-        <w:t>Evidencia 2:</w:t>
-      </w:r>
-      <w:r>
-        <w:t xml:space="preserve"> Interfaz de usuario con la cámara activa.</w:t>
+        <w:t>Validación correcta:</w:t>
+      </w:r>
+    </w:p>
+    <w:p>
+      <w:pPr>
+        <w:ind w:left="720"/>
+        <w:jc w:val="center"/>
+      </w:pPr>
+      <w:r>
+        <w:rPr>
+          <w:b/>
+          <w:bCs/>
+        </w:rPr>
+        <w:br/>
+      </w:r>
+      <w:r>
+        <w:rPr>
+          <w:noProof/>
+        </w:rPr>
+        <w:drawing>
+          <wp:inline distT="0" distB="0" distL="0" distR="0" wp14:anchorId="584E3B8E" wp14:editId="1BC99234">
+            <wp:extent cx="2866622" cy="3581813"/>
+            <wp:effectExtent l="0" t="0" r="0" b="0"/>
+            <wp:docPr id="1267000046" name="Imagen 3"/>
+            <wp:cNvGraphicFramePr>
+              <a:graphicFrameLocks xmlns:a="http://schemas.openxmlformats.org/drawingml/2006/main" noChangeAspect="1"/>
+            </wp:cNvGraphicFramePr>
+            <a:graphic xmlns:a="http://schemas.openxmlformats.org/drawingml/2006/main">
+              <a:graphicData uri="http://schemas.openxmlformats.org/drawingml/2006/picture">
+                <pic:pic xmlns:pic="http://schemas.openxmlformats.org/drawingml/2006/picture">
+                  <pic:nvPicPr>
+                    <pic:cNvPr id="0" name="Picture 7"/>
+                    <pic:cNvPicPr>
+                      <a:picLocks noChangeAspect="1" noChangeArrowheads="1"/>
+                    </pic:cNvPicPr>
+                  </pic:nvPicPr>
+                  <pic:blipFill>
+                    <a:blip r:embed="rId16">
+                      <a:extLst>
+                        <a:ext uri="{28A0092B-C50C-407E-A947-70E740481C1C}">
+                          <a14:useLocalDpi xmlns:a14="http://schemas.microsoft.com/office/drawing/2010/main" val="0"/>
+                        </a:ext>
+                      </a:extLst>
+                    </a:blip>
+                    <a:srcRect/>
+                    <a:stretch>
+                      <a:fillRect/>
+                    </a:stretch>
+                  </pic:blipFill>
+                  <pic:spPr bwMode="auto">
+                    <a:xfrm>
+                      <a:off x="0" y="0"/>
+                      <a:ext cx="2880283" cy="3598882"/>
+                    </a:xfrm>
+                    <a:prstGeom prst="rect">
+                      <a:avLst/>
+                    </a:prstGeom>
+                    <a:noFill/>
+                    <a:ln>
+                      <a:noFill/>
+                    </a:ln>
+                  </pic:spPr>
+                </pic:pic>
+              </a:graphicData>
+            </a:graphic>
+          </wp:inline>
+        </w:drawing>
       </w:r>
     </w:p>
     <w:p>
@@ -982,59 +953,79 @@
           <w:b/>
           <w:bCs/>
         </w:rPr>
-        <w:lastRenderedPageBreak/>
-        <w:t>Evidencia 3:</w:t>
-      </w:r>
-      <w:r>
-        <w:t xml:space="preserve"> Resultado de la comparación facial (JSON devuelto o vista con el resultado).</w:t>
-      </w:r>
-    </w:p>
-    <w:p>
-      <w:pPr>
-        <w:numPr>
-          <w:ilvl w:val="0"/>
-          <w:numId w:val="13"/>
-        </w:numPr>
-        <w:jc w:val="left"/>
+        <w:t>Validación incorrecta</w:t>
+      </w:r>
+      <w:r>
         <w:rPr>
           <w:b/>
           <w:bCs/>
         </w:rPr>
-      </w:pPr>
-      <w:r>
-        <w:rPr>
-          <w:b/>
-          <w:bCs/>
-        </w:rPr>
-        <w:t>7.2. Conclusiones</w:t>
+        <w:t>:</w:t>
       </w:r>
     </w:p>
     <w:p>
       <w:pPr>
-        <w:jc w:val="left"/>
-      </w:pPr>
-      <w:r>
-        <w:t>[Escribe aquí una breve reflexión sobre los problemas encontrados, como la gestión de tiempos de espera (</w:t>
-      </w:r>
-      <w:proofErr w:type="spellStart"/>
-      <w:r>
-        <w:t>timeout</w:t>
-      </w:r>
-      <w:proofErr w:type="spellEnd"/>
-      <w:r>
-        <w:t>) de la IA o la configuración de puertos].</w:t>
+        <w:ind w:left="360"/>
+        <w:jc w:val="center"/>
+      </w:pPr>
+      <w:r>
+        <w:rPr>
+          <w:noProof/>
+        </w:rPr>
+        <w:drawing>
+          <wp:inline distT="0" distB="0" distL="0" distR="0" wp14:anchorId="1D4D4BFC" wp14:editId="4EA3A972">
+            <wp:extent cx="2796018" cy="3409229"/>
+            <wp:effectExtent l="0" t="0" r="4445" b="1270"/>
+            <wp:docPr id="984792811" name="Imagen 4"/>
+            <wp:cNvGraphicFramePr>
+              <a:graphicFrameLocks xmlns:a="http://schemas.openxmlformats.org/drawingml/2006/main" noChangeAspect="1"/>
+            </wp:cNvGraphicFramePr>
+            <a:graphic xmlns:a="http://schemas.openxmlformats.org/drawingml/2006/main">
+              <a:graphicData uri="http://schemas.openxmlformats.org/drawingml/2006/picture">
+                <pic:pic xmlns:pic="http://schemas.openxmlformats.org/drawingml/2006/picture">
+                  <pic:nvPicPr>
+                    <pic:cNvPr id="0" name="Picture 16"/>
+                    <pic:cNvPicPr>
+                      <a:picLocks noChangeAspect="1" noChangeArrowheads="1"/>
+                    </pic:cNvPicPr>
+                  </pic:nvPicPr>
+                  <pic:blipFill>
+                    <a:blip r:embed="rId17">
+                      <a:extLst>
+                        <a:ext uri="{28A0092B-C50C-407E-A947-70E740481C1C}">
+                          <a14:useLocalDpi xmlns:a14="http://schemas.microsoft.com/office/drawing/2010/main" val="0"/>
+                        </a:ext>
+                      </a:extLst>
+                    </a:blip>
+                    <a:srcRect/>
+                    <a:stretch>
+                      <a:fillRect/>
+                    </a:stretch>
+                  </pic:blipFill>
+                  <pic:spPr bwMode="auto">
+                    <a:xfrm>
+                      <a:off x="0" y="0"/>
+                      <a:ext cx="2804186" cy="3419189"/>
+                    </a:xfrm>
+                    <a:prstGeom prst="rect">
+                      <a:avLst/>
+                    </a:prstGeom>
+                    <a:noFill/>
+                    <a:ln>
+                      <a:noFill/>
+                    </a:ln>
+                  </pic:spPr>
+                </pic:pic>
+              </a:graphicData>
+            </a:graphic>
+          </wp:inline>
+        </w:drawing>
       </w:r>
     </w:p>
-    <w:p>
-      <w:pPr>
-        <w:jc w:val="left"/>
-      </w:pPr>
-    </w:p>
-    <w:p/>
     <w:sectPr>
-      <w:headerReference w:type="default" r:id="rId16"/>
-      <w:headerReference w:type="first" r:id="rId17"/>
-      <w:footerReference w:type="first" r:id="rId18"/>
+      <w:headerReference w:type="default" r:id="rId18"/>
+      <w:headerReference w:type="first" r:id="rId19"/>
+      <w:footerReference w:type="first" r:id="rId20"/>
       <w:pgSz w:w="11906" w:h="16838"/>
       <w:pgMar w:top="1418" w:right="1418" w:bottom="1418" w:left="1418" w:header="709" w:footer="709" w:gutter="0"/>
       <w:cols w:space="708"/>
@@ -2276,6 +2267,16 @@
 
 <file path=word/numbering.xml><?xml version="1.0" encoding="utf-8"?>
 <w:numbering xmlns:wpc="http://schemas.microsoft.com/office/word/2010/wordprocessingCanvas" xmlns:cx="http://schemas.microsoft.com/office/drawing/2014/chartex" xmlns:cx1="http://schemas.microsoft.com/office/drawing/2015/9/8/chartex" xmlns:cx2="http://schemas.microsoft.com/office/drawing/2015/10/21/chartex" xmlns:cx3="http://schemas.microsoft.com/office/drawing/2016/5/9/chartex" xmlns:cx4="http://schemas.microsoft.com/office/drawing/2016/5/10/chartex" xmlns:cx5="http://schemas.microsoft.com/office/drawing/2016/5/11/chartex" xmlns:cx6="http://schemas.microsoft.com/office/drawing/2016/5/12/chartex" xmlns:cx7="http://schemas.microsoft.com/office/drawing/2016/5/13/chartex" xmlns:cx8="http://schemas.microsoft.com/office/drawing/2016/5/14/chartex" xmlns:mc="http://schemas.openxmlformats.org/markup-compatibility/2006" xmlns:aink="http://schemas.microsoft.com/office/drawing/2016/ink" xmlns:am3d="http://schemas.microsoft.com/office/drawing/2017/model3d" xmlns:o="urn:schemas-microsoft-com:office:office" xmlns:oel="http://schemas.microsoft.com/office/2019/extlst" xmlns:r="http://schemas.openxmlformats.org/officeDocument/2006/relationships" xmlns:m="http://schemas.openxmlformats.org/officeDocument/2006/math" xmlns:v="urn:schemas-microsoft-com:vml" xmlns:wp14="http://schemas.microsoft.com/office/word/2010/wordprocessingDrawing" xmlns:wp="http://schemas.openxmlformats.org/drawingml/2006/wordprocessingDrawing" xmlns:w10="urn:schemas-microsoft-com:office:word" xmlns:w="http://schemas.openxmlformats.org/wordprocessingml/2006/main" xmlns:w14="http://schemas.microsoft.com/office/word/2010/wordml" xmlns:w15="http://schemas.microsoft.com/office/word/2012/wordml" xmlns:w16cex="http://schemas.microsoft.com/office/word/2018/wordml/cex" xmlns:w16cid="http://schemas.microsoft.com/office/word/2016/wordml/cid" xmlns:w16="http://schemas.microsoft.com/office/word/2018/wordml" xmlns:w16du="http://schemas.microsoft.com/office/word/2023/wordml/word16du" xmlns:w16sdtdh="http://schemas.microsoft.com/office/word/2020/wordml/sdtdatahash" xmlns:w16sdtfl="http://schemas.microsoft.com/office/word/2024/wordml/sdtformatlock" xmlns:w16se="http://schemas.microsoft.com/office/word/2015/wordml/symex" xmlns:wpg="http://schemas.microsoft.com/office/word/2010/wordprocessingGroup" xmlns:wpi="http://schemas.microsoft.com/office/word/2010/wordprocessingInk" xmlns:wne="http://schemas.microsoft.com/office/word/2006/wordml" xmlns:wps="http://schemas.microsoft.com/office/word/2010/wordprocessingShape" mc:Ignorable="w14 w15 w16se w16cid w16 w16cex w16sdtdh w16sdtfl w16du wp14">
+  <w:numPicBullet w:numPicBulletId="0">
+    <w:pict>
+      <v:rect id="_x0000_i1025" style="width:0;height:1.5pt" o:hralign="center" o:bullet="t" o:hrstd="t" o:hr="t" fillcolor="#a0a0a0" stroked="f"/>
+    </w:pict>
+  </w:numPicBullet>
+  <w:numPicBullet w:numPicBulletId="1">
+    <w:pict>
+      <v:rect id="_x0000_i1026" style="width:0;height:1.5pt" o:hralign="center" o:bullet="t" o:hrstd="t" o:hr="t" fillcolor="#a0a0a0" stroked="f"/>
+    </w:pict>
+  </w:numPicBullet>
   <w:abstractNum w:abstractNumId="0" w15:restartNumberingAfterBreak="0">
     <w:nsid w:val="04636E1B"/>
     <w:multiLevelType w:val="hybridMultilevel"/>
@@ -3273,6 +3274,147 @@
     </w:lvl>
   </w:abstractNum>
   <w:abstractNum w:abstractNumId="8" w15:restartNumberingAfterBreak="0">
+    <w:nsid w:val="4AE16545"/>
+    <w:multiLevelType w:val="hybridMultilevel"/>
+    <w:tmpl w:val="94701B12"/>
+    <w:lvl w:ilvl="0" w:tplc="C4347E7E">
+      <w:start w:val="1"/>
+      <w:numFmt w:val="bullet"/>
+      <w:lvlText w:val=""/>
+      <w:lvlPicBulletId w:val="0"/>
+      <w:lvlJc w:val="left"/>
+      <w:pPr>
+        <w:tabs>
+          <w:tab w:val="num" w:pos="720"/>
+        </w:tabs>
+        <w:ind w:left="720" w:hanging="360"/>
+      </w:pPr>
+      <w:rPr>
+        <w:rFonts w:ascii="Symbol" w:hAnsi="Symbol" w:hint="default"/>
+      </w:rPr>
+    </w:lvl>
+    <w:lvl w:ilvl="1" w:tplc="2F1CB488" w:tentative="1">
+      <w:start w:val="1"/>
+      <w:numFmt w:val="bullet"/>
+      <w:lvlText w:val=""/>
+      <w:lvlJc w:val="left"/>
+      <w:pPr>
+        <w:tabs>
+          <w:tab w:val="num" w:pos="1440"/>
+        </w:tabs>
+        <w:ind w:left="1440" w:hanging="360"/>
+      </w:pPr>
+      <w:rPr>
+        <w:rFonts w:ascii="Symbol" w:hAnsi="Symbol" w:hint="default"/>
+      </w:rPr>
+    </w:lvl>
+    <w:lvl w:ilvl="2" w:tplc="7C0AFD52" w:tentative="1">
+      <w:start w:val="1"/>
+      <w:numFmt w:val="bullet"/>
+      <w:lvlText w:val=""/>
+      <w:lvlJc w:val="left"/>
+      <w:pPr>
+        <w:tabs>
+          <w:tab w:val="num" w:pos="2160"/>
+        </w:tabs>
+        <w:ind w:left="2160" w:hanging="360"/>
+      </w:pPr>
+      <w:rPr>
+        <w:rFonts w:ascii="Symbol" w:hAnsi="Symbol" w:hint="default"/>
+      </w:rPr>
+    </w:lvl>
+    <w:lvl w:ilvl="3" w:tplc="C4C07CF4" w:tentative="1">
+      <w:start w:val="1"/>
+      <w:numFmt w:val="bullet"/>
+      <w:lvlText w:val=""/>
+      <w:lvlJc w:val="left"/>
+      <w:pPr>
+        <w:tabs>
+          <w:tab w:val="num" w:pos="2880"/>
+        </w:tabs>
+        <w:ind w:left="2880" w:hanging="360"/>
+      </w:pPr>
+      <w:rPr>
+        <w:rFonts w:ascii="Symbol" w:hAnsi="Symbol" w:hint="default"/>
+      </w:rPr>
+    </w:lvl>
+    <w:lvl w:ilvl="4" w:tplc="3C48FD6A" w:tentative="1">
+      <w:start w:val="1"/>
+      <w:numFmt w:val="bullet"/>
+      <w:lvlText w:val=""/>
+      <w:lvlJc w:val="left"/>
+      <w:pPr>
+        <w:tabs>
+          <w:tab w:val="num" w:pos="3600"/>
+        </w:tabs>
+        <w:ind w:left="3600" w:hanging="360"/>
+      </w:pPr>
+      <w:rPr>
+        <w:rFonts w:ascii="Symbol" w:hAnsi="Symbol" w:hint="default"/>
+      </w:rPr>
+    </w:lvl>
+    <w:lvl w:ilvl="5" w:tplc="943A12E6" w:tentative="1">
+      <w:start w:val="1"/>
+      <w:numFmt w:val="bullet"/>
+      <w:lvlText w:val=""/>
+      <w:lvlJc w:val="left"/>
+      <w:pPr>
+        <w:tabs>
+          <w:tab w:val="num" w:pos="4320"/>
+        </w:tabs>
+        <w:ind w:left="4320" w:hanging="360"/>
+      </w:pPr>
+      <w:rPr>
+        <w:rFonts w:ascii="Symbol" w:hAnsi="Symbol" w:hint="default"/>
+      </w:rPr>
+    </w:lvl>
+    <w:lvl w:ilvl="6" w:tplc="433CC93A" w:tentative="1">
+      <w:start w:val="1"/>
+      <w:numFmt w:val="bullet"/>
+      <w:lvlText w:val=""/>
+      <w:lvlJc w:val="left"/>
+      <w:pPr>
+        <w:tabs>
+          <w:tab w:val="num" w:pos="5040"/>
+        </w:tabs>
+        <w:ind w:left="5040" w:hanging="360"/>
+      </w:pPr>
+      <w:rPr>
+        <w:rFonts w:ascii="Symbol" w:hAnsi="Symbol" w:hint="default"/>
+      </w:rPr>
+    </w:lvl>
+    <w:lvl w:ilvl="7" w:tplc="58644C02" w:tentative="1">
+      <w:start w:val="1"/>
+      <w:numFmt w:val="bullet"/>
+      <w:lvlText w:val=""/>
+      <w:lvlJc w:val="left"/>
+      <w:pPr>
+        <w:tabs>
+          <w:tab w:val="num" w:pos="5760"/>
+        </w:tabs>
+        <w:ind w:left="5760" w:hanging="360"/>
+      </w:pPr>
+      <w:rPr>
+        <w:rFonts w:ascii="Symbol" w:hAnsi="Symbol" w:hint="default"/>
+      </w:rPr>
+    </w:lvl>
+    <w:lvl w:ilvl="8" w:tplc="7E5C1CAA" w:tentative="1">
+      <w:start w:val="1"/>
+      <w:numFmt w:val="bullet"/>
+      <w:lvlText w:val=""/>
+      <w:lvlJc w:val="left"/>
+      <w:pPr>
+        <w:tabs>
+          <w:tab w:val="num" w:pos="6480"/>
+        </w:tabs>
+        <w:ind w:left="6480" w:hanging="360"/>
+      </w:pPr>
+      <w:rPr>
+        <w:rFonts w:ascii="Symbol" w:hAnsi="Symbol" w:hint="default"/>
+      </w:rPr>
+    </w:lvl>
+  </w:abstractNum>
+  <w:abstractNum w:abstractNumId="9" w15:restartNumberingAfterBreak="0">
     <w:nsid w:val="4AE865EC"/>
     <w:multiLevelType w:val="hybridMultilevel"/>
     <w:tmpl w:val="B4FCB5BC"/>
@@ -3385,7 +3527,7 @@
       </w:rPr>
     </w:lvl>
   </w:abstractNum>
-  <w:abstractNum w:abstractNumId="9" w15:restartNumberingAfterBreak="0">
+  <w:abstractNum w:abstractNumId="10" w15:restartNumberingAfterBreak="0">
     <w:nsid w:val="4BA54E4F"/>
     <w:multiLevelType w:val="multilevel"/>
     <w:tmpl w:val="6E12092A"/>
@@ -3501,7 +3643,7 @@
       </w:rPr>
     </w:lvl>
   </w:abstractNum>
-  <w:abstractNum w:abstractNumId="10" w15:restartNumberingAfterBreak="0">
+  <w:abstractNum w:abstractNumId="11" w15:restartNumberingAfterBreak="0">
     <w:nsid w:val="60F61BB7"/>
     <w:multiLevelType w:val="multilevel"/>
     <w:tmpl w:val="E3EA0F2A"/>
@@ -3650,7 +3792,7 @@
       </w:rPr>
     </w:lvl>
   </w:abstractNum>
-  <w:abstractNum w:abstractNumId="11" w15:restartNumberingAfterBreak="0">
+  <w:abstractNum w:abstractNumId="12" w15:restartNumberingAfterBreak="0">
     <w:nsid w:val="682F1F6F"/>
     <w:multiLevelType w:val="multilevel"/>
     <w:tmpl w:val="249E3FC6"/>
@@ -3799,7 +3941,7 @@
       </w:rPr>
     </w:lvl>
   </w:abstractNum>
-  <w:abstractNum w:abstractNumId="12" w15:restartNumberingAfterBreak="0">
+  <w:abstractNum w:abstractNumId="13" w15:restartNumberingAfterBreak="0">
     <w:nsid w:val="78436389"/>
     <w:multiLevelType w:val="multilevel"/>
     <w:tmpl w:val="D98A1F52"/>
@@ -3915,7 +4057,7 @@
       </w:rPr>
     </w:lvl>
   </w:abstractNum>
-  <w:abstractNum w:abstractNumId="13" w15:restartNumberingAfterBreak="0">
+  <w:abstractNum w:abstractNumId="14" w15:restartNumberingAfterBreak="0">
     <w:nsid w:val="7BAA768F"/>
     <w:multiLevelType w:val="hybridMultilevel"/>
     <w:tmpl w:val="24A2C376"/>
@@ -4028,7 +4170,7 @@
       </w:rPr>
     </w:lvl>
   </w:abstractNum>
-  <w:abstractNum w:abstractNumId="14" w15:restartNumberingAfterBreak="0">
+  <w:abstractNum w:abstractNumId="15" w15:restartNumberingAfterBreak="0">
     <w:nsid w:val="7DCA77BF"/>
     <w:multiLevelType w:val="hybridMultilevel"/>
     <w:tmpl w:val="5B10E960"/>
@@ -4175,16 +4317,16 @@
     </w:lvlOverride>
   </w:num>
   <w:num w:numId="3" w16cid:durableId="743572896">
-    <w:abstractNumId w:val="13"/>
+    <w:abstractNumId w:val="14"/>
   </w:num>
   <w:num w:numId="4" w16cid:durableId="707879160">
-    <w:abstractNumId w:val="8"/>
+    <w:abstractNumId w:val="9"/>
   </w:num>
   <w:num w:numId="5" w16cid:durableId="1972319947">
-    <w:abstractNumId w:val="9"/>
+    <w:abstractNumId w:val="10"/>
   </w:num>
   <w:num w:numId="6" w16cid:durableId="1206136930">
-    <w:abstractNumId w:val="12"/>
+    <w:abstractNumId w:val="13"/>
   </w:num>
   <w:num w:numId="7" w16cid:durableId="405106474">
     <w:abstractNumId w:val="5"/>
@@ -4253,13 +4395,13 @@
     <w:abstractNumId w:val="0"/>
   </w:num>
   <w:num w:numId="11" w16cid:durableId="1390959638">
-    <w:abstractNumId w:val="14"/>
+    <w:abstractNumId w:val="15"/>
   </w:num>
   <w:num w:numId="12" w16cid:durableId="394008882">
     <w:abstractNumId w:val="7"/>
   </w:num>
   <w:num w:numId="13" w16cid:durableId="434135661">
-    <w:abstractNumId w:val="10"/>
+    <w:abstractNumId w:val="11"/>
   </w:num>
   <w:num w:numId="14" w16cid:durableId="853348119">
     <w:abstractNumId w:val="6"/>
@@ -4271,10 +4413,13 @@
     <w:abstractNumId w:val="2"/>
   </w:num>
   <w:num w:numId="17" w16cid:durableId="1937521618">
-    <w:abstractNumId w:val="11"/>
+    <w:abstractNumId w:val="12"/>
   </w:num>
   <w:num w:numId="18" w16cid:durableId="1452214058">
     <w:abstractNumId w:val="4"/>
+  </w:num>
+  <w:num w:numId="19" w16cid:durableId="216086317">
+    <w:abstractNumId w:val="8"/>
   </w:num>
 </w:numbering>
 </file>
@@ -5494,6 +5639,15 @@
 </file>
 
 <file path=customXml/item1.xml><?xml version="1.0" encoding="utf-8"?>
+<?mso-contentType ?>
+<FormTemplates xmlns="http://schemas.microsoft.com/sharepoint/v3/contenttype/forms">
+  <Display>DocumentLibraryForm</Display>
+  <Edit>DocumentLibraryForm</Edit>
+  <New>DocumentLibraryForm</New>
+</FormTemplates>
+</file>
+
+<file path=customXml/item2.xml><?xml version="1.0" encoding="utf-8"?>
 <ct:contentTypeSchema xmlns:ct="http://schemas.microsoft.com/office/2006/metadata/contentType" xmlns:ma="http://schemas.microsoft.com/office/2006/metadata/properties/metaAttributes" ct:_="" ma:_="" ma:contentTypeName="Document" ma:contentTypeID="0x010100110048DCC42CDA4D8D826263E5A9881C" ma:contentTypeVersion="16" ma:contentTypeDescription="Create a new document." ma:contentTypeScope="" ma:versionID="5675f9f18076b3e571f63284695b477e">
   <xsd:schema xmlns:xsd="http://www.w3.org/2001/XMLSchema" xmlns:xs="http://www.w3.org/2001/XMLSchema" xmlns:p="http://schemas.microsoft.com/office/2006/metadata/properties" xmlns:ns3="dae27e35-c298-463a-9874-0525024eb387" xmlns:ns4="c8d401de-b989-49d4-a95b-cff0d62b606b" targetNamespace="http://schemas.microsoft.com/office/2006/metadata/properties" ma:root="true" ma:fieldsID="4b750c1869f1e7f6e774a2772aebd7d7" ns3:_="" ns4:_="">
     <xsd:import namespace="dae27e35-c298-463a-9874-0525024eb387"/>
@@ -5732,15 +5886,6 @@
 </ct:contentTypeSchema>
 </file>
 
-<file path=customXml/item2.xml><?xml version="1.0" encoding="utf-8"?>
-<?mso-contentType ?>
-<FormTemplates xmlns="http://schemas.microsoft.com/sharepoint/v3/contenttype/forms">
-  <Display>DocumentLibraryForm</Display>
-  <Edit>DocumentLibraryForm</Edit>
-  <New>DocumentLibraryForm</New>
-</FormTemplates>
-</file>
-
 <file path=customXml/item3.xml><?xml version="1.0" encoding="utf-8"?>
 <p:properties xmlns:p="http://schemas.microsoft.com/office/2006/metadata/properties" xmlns:xsi="http://www.w3.org/2001/XMLSchema-instance" xmlns:pc="http://schemas.microsoft.com/office/infopath/2007/PartnerControls">
   <documentManagement>
@@ -5750,6 +5895,14 @@
 </file>
 
 <file path=customXml/itemProps1.xml><?xml version="1.0" encoding="utf-8"?>
+<ds:datastoreItem xmlns:ds="http://schemas.openxmlformats.org/officeDocument/2006/customXml" ds:itemID="{73DA863B-1A96-4E95-A285-8242919E4360}">
+  <ds:schemaRefs>
+    <ds:schemaRef ds:uri="http://schemas.microsoft.com/sharepoint/v3/contenttype/forms"/>
+  </ds:schemaRefs>
+</ds:datastoreItem>
+</file>
+
+<file path=customXml/itemProps2.xml><?xml version="1.0" encoding="utf-8"?>
 <ds:datastoreItem xmlns:ds="http://schemas.openxmlformats.org/officeDocument/2006/customXml" ds:itemID="{89E9CDB5-14EC-4B72-8BA0-C47EAB54505B}">
   <ds:schemaRefs>
     <ds:schemaRef ds:uri="http://schemas.microsoft.com/office/2006/metadata/contentType"/>
@@ -5768,14 +5921,6 @@
 </ds:datastoreItem>
 </file>
 
-<file path=customXml/itemProps2.xml><?xml version="1.0" encoding="utf-8"?>
-<ds:datastoreItem xmlns:ds="http://schemas.openxmlformats.org/officeDocument/2006/customXml" ds:itemID="{73DA863B-1A96-4E95-A285-8242919E4360}">
-  <ds:schemaRefs>
-    <ds:schemaRef ds:uri="http://schemas.microsoft.com/sharepoint/v3/contenttype/forms"/>
-  </ds:schemaRefs>
-</ds:datastoreItem>
-</file>
-
 <file path=customXml/itemProps3.xml><?xml version="1.0" encoding="utf-8"?>
 <ds:datastoreItem xmlns:ds="http://schemas.openxmlformats.org/officeDocument/2006/customXml" ds:itemID="{BF60EAB1-4594-476B-B75B-64EC2E9B0AA6}">
   <ds:schemaRefs>
